--- a/public/vaazlar/kamil-muminin-ozellikleri-imanin-meyvesi.docx
+++ b/public/vaazlar/kamil-muminin-ozellikleri-imanin-meyvesi.docx
@@ -1115,7 +1115,7 @@
                 <w:szCs w:val="18"/>
                 <w:lang w:val="tr-TR" w:bidi="ar-SA"/>
               </w:rPr>
-              <w:t xml:space="preserve"> 1–11; namaz ve hayat; «Önce iman et, sonra dosdoğru ol»</w:t>
+              <w:t xml:space="preserve"> 1–11; namaz ve hayat; «Allah’a iman ettim de, sonra dosdoğru ol»</w:t>
             </w:r>
           </w:p>
         </w:tc>
@@ -2254,7 +2254,7 @@
               <w:keepNext w:val="0"/>
               <w:keepLines/>
               <w:spacing w:before="0" w:after="0" w:line="252" w:lineRule="auto"/>
-              <w:jc w:val="center"/>
+              <w:jc w:val="left"/>
             </w:pPr>
             <w:r>
               <w:rPr>
@@ -2412,7 +2412,7 @@
               <w:keepNext w:val="0"/>
               <w:keepLines/>
               <w:spacing w:before="0" w:after="0" w:line="252" w:lineRule="auto"/>
-              <w:jc w:val="center"/>
+              <w:jc w:val="left"/>
             </w:pPr>
             <w:r>
               <w:rPr>
@@ -2688,7 +2688,7 @@
           <w:szCs w:val="21"/>
           <w:lang w:val="tr-TR" w:bidi="ar-SA"/>
         </w:rPr>
-        <w:t xml:space="preserve"> metnine, mealler Kur’an Yolu tefsirine dayanır; kısaltılan </w:t>
+        <w:t xml:space="preserve"> metnine dayanır; mealler anlam esaslıdır ve Kur’an Yolu ile karşılaştırılmıştır; kısaltılan </w:t>
       </w:r>
       <w:r>
         <w:rPr>
@@ -2719,10 +2719,11 @@
         <w:pageBreakBefore/>
         <w:spacing w:before="40" w:after="80" w:line="240" w:lineRule="auto"/>
         <w:pBdr>
-          <w:left w:val="single" w:sz="24" w:space="8" w:color="1B365D"/>
+          <w:left w:val="single" w:sz="24" w:space="11" w:color="1B365D"/>
           <w:bottom w:val="single" w:sz="6" w:space="2" w:color="1B365D"/>
         </w:pBdr>
         <w:shd w:val="clear" w:color="auto" w:fill="F3F6FA"/>
+        <w:ind w:left="60"/>
         <w:outlineLvl w:val="0"/>
       </w:pPr>
       <w:r>
@@ -2735,7 +2736,7 @@
           <w:szCs w:val="25"/>
           <w:lang w:val="tr-TR" w:bidi="ar-SA"/>
         </w:rPr>
-        <w:t xml:space="preserve"> İFTİTAH: İMAN BİR AĞAÇTIR</w:t>
+        <w:t>İFTİTAH: İMAN BİR AĞAÇTIR</w:t>
       </w:r>
     </w:p>
     <w:tbl>
@@ -2878,7 +2879,7 @@
                 <w:szCs w:val="20"/>
                 <w:lang w:val="tr-TR" w:bidi="ar-SA"/>
               </w:rPr>
-              <w:t>Hamd âlemlerin Rabbi Allah’a mahsustur. Peygamberimiz Muhammed’e, ailesine ve bütün ashabına salât ve selâm olsun. Rabbim! Gönlüme genişlik ver, işimi kolaylaştır; dilimdeki düğümü çöz ki sözümü anlasınlar.</w:t>
+              <w:t>Hamd, âlemlerin Rabbi olan Allah’a mahsustur. Peygamberimiz Muhammed’e, ailesine ve bütün ashabına salât ve selâm olsun. Rabbim! Gönlüme ferahlık ver, işimi bana kolaylaştır, dilimden düğümü çöz ki sözümü iyi anlasınlar.</w:t>
             </w:r>
           </w:p>
           <w:p>
@@ -3248,10 +3249,11 @@
         <w:pageBreakBefore/>
         <w:spacing w:before="40" w:after="80" w:line="240" w:lineRule="auto"/>
         <w:pBdr>
-          <w:left w:val="single" w:sz="24" w:space="8" w:color="1B365D"/>
+          <w:left w:val="single" w:sz="24" w:space="11" w:color="1B365D"/>
           <w:bottom w:val="single" w:sz="6" w:space="2" w:color="1B365D"/>
         </w:pBdr>
         <w:shd w:val="clear" w:color="auto" w:fill="F3F6FA"/>
+        <w:ind w:left="60"/>
         <w:outlineLvl w:val="0"/>
       </w:pPr>
       <w:r>
@@ -3264,7 +3266,7 @@
           <w:szCs w:val="25"/>
           <w:lang w:val="tr-TR" w:bidi="ar-SA"/>
         </w:rPr>
-        <w:t xml:space="preserve"> I. İMANIN ASLI VE KEMÂLİ</w:t>
+        <w:t>I. İMANIN ASLI VE KEMÂLİ</w:t>
       </w:r>
     </w:p>
     <w:tbl>
@@ -3493,7 +3495,7 @@
           <w:szCs w:val="21"/>
           <w:lang w:val="tr-TR" w:bidi="ar-SA"/>
         </w:rPr>
-        <w:t xml:space="preserve">Ehl-i sünnet âlimleri imanın aslı ile kemâlini birbirinden ayırır: Salih amel imanın bir parçası değildir; bu yüzden günah işleyen mümin imandan çıkmaz. Ama amel imanı besler, güçlendirir ve olgunlaştırır. Kökü olan ama meyve vermeyen ağaç kurumuş değildir; fakat bahçıvanının emeğini beklemektedir. </w:t>
+        <w:t xml:space="preserve">Ehl-i sünnet âlimleri imanın aslı ile kemâlini birbirinden ayırır: Salih amel imanın aslına dâhil değildir; bu yüzden günah işleyen mümin imandan çıkmaz. Ama amel imanı besler, güçlendirir ve olgunlaştırır. Kökü olan ama meyve vermeyen ağaç kurumuş değildir; fakat bahçıvanının emeğini beklemektedir. </w:t>
       </w:r>
       <w:r>
         <w:rPr>
@@ -3719,7 +3721,7 @@
           <w:szCs w:val="21"/>
           <w:lang w:val="tr-TR" w:bidi="ar-SA"/>
         </w:rPr>
-        <w:t xml:space="preserve"> kaldırımdaki bir taşa kadar uzanan geniş bir hayattır. Peygamberimiz bir başka hadiste imanın kemâlini kardeşliğe bağlar: «Sizden biriniz kendisi için istediğini kardeşi için de istemedikçe (kâmil) mümin olamaz.» (Buhârî, </w:t>
+        <w:t xml:space="preserve"> kaldırımdaki bir taşa kadar uzanan geniş bir hayattır. Peygamberimiz bir başka hadiste imanın kemâlini kardeşliğe bağlar: «Sizden biriniz kendisi için istediğini kardeşi için de istemedikçe (tam anlamıyla) iman etmiş olmaz.» (Buhârî, </w:t>
       </w:r>
       <w:r>
         <w:rPr>
@@ -3761,7 +3763,7 @@
           <w:szCs w:val="21"/>
           <w:lang w:val="tr-TR" w:bidi="ar-SA"/>
         </w:rPr>
-        <w:t xml:space="preserve">, 71) Âlimler buradaki «mümin olamaz» sözünü imanın aslının değil, </w:t>
+        <w:t xml:space="preserve">, 71) Âlimler buradaki «iman etmiş olmaz» sözünü imanın aslının değil, </w:t>
       </w:r>
       <w:r>
         <w:rPr>
@@ -3822,7 +3824,7 @@
           <w:szCs w:val="21"/>
           <w:lang w:val="tr-TR" w:bidi="ar-SA"/>
         </w:rPr>
-        <w:t>Kur’an da Allah anıldığında yürekleri titreyen, namazı kılan ve rızıklarından infak edenler için «İşte onlar gerçek müminlerdir» buyurur. (</w:t>
+        <w:t>Kur’an da Allah anıldığında yürekleri titreyen, namazı kılan ve rızıklarından infak edenler için «Gerçek müminler işte onlardır» buyurur. (</w:t>
       </w:r>
       <w:r>
         <w:rPr>
@@ -3853,10 +3855,11 @@
         <w:pageBreakBefore/>
         <w:spacing w:before="40" w:after="80" w:line="240" w:lineRule="auto"/>
         <w:pBdr>
-          <w:left w:val="single" w:sz="24" w:space="8" w:color="1B365D"/>
+          <w:left w:val="single" w:sz="24" w:space="11" w:color="1B365D"/>
           <w:bottom w:val="single" w:sz="6" w:space="2" w:color="1B365D"/>
         </w:pBdr>
         <w:shd w:val="clear" w:color="auto" w:fill="F3F6FA"/>
+        <w:ind w:left="60"/>
         <w:outlineLvl w:val="0"/>
       </w:pPr>
       <w:r>
@@ -3869,7 +3872,7 @@
           <w:szCs w:val="25"/>
           <w:lang w:val="tr-TR" w:bidi="ar-SA"/>
         </w:rPr>
-        <w:t xml:space="preserve"> II. KÂMİL MÜMİN NAMAZINDA HUŞÛ SAHİBİDİR</w:t>
+        <w:t>II. KÂMİL MÜMİN NAMAZINDA HUŞÛ SAHİBİDİR</w:t>
       </w:r>
     </w:p>
     <w:tbl>
@@ -4203,7 +4206,7 @@
           <w:szCs w:val="21"/>
           <w:lang w:val="tr-TR" w:bidi="ar-SA"/>
         </w:rPr>
-        <w:t>, Allah’ın huzurunda durduğunu bilen kalbin saygıyla eğilmesi, bedenin de bu saygıyla sükûnet bulmasıdır. Namaz, kulun Rabbine en yakın olduğu ibadettir; ama yalnız kılmak yetmez, asıl mesele namazda huşûyu yakalayabilmektir. Aklımız alışverişte, gözümüz saatte, kalbimiz dünyada iken kılınan namaz, borcu düşürse de kalbi diriltmekte zorlanır.</w:t>
+        <w:t>, Allah’ın huzurunda durduğunu bilen kalbin saygıyla eğilmesi, bedenin de bu saygıyla sükûnet bulmasıdır. Namazda kul Rabbine en çok secdede yaklaşır; ama yalnız kılmak yetmez, asıl mesele namazda huşûyu yakalayabilmektir. Aklımız alışverişte, gözümüz saatte, kalbimiz dünyada iken kılınan namaz, borcu düşürse de kalbi diriltmekte zorlanır.</w:t>
       </w:r>
     </w:p>
     <w:p>
@@ -4410,10 +4413,11 @@
         <w:pageBreakBefore/>
         <w:spacing w:before="40" w:after="80" w:line="240" w:lineRule="auto"/>
         <w:pBdr>
-          <w:left w:val="single" w:sz="24" w:space="8" w:color="1B365D"/>
+          <w:left w:val="single" w:sz="24" w:space="11" w:color="1B365D"/>
           <w:bottom w:val="single" w:sz="6" w:space="2" w:color="1B365D"/>
         </w:pBdr>
         <w:shd w:val="clear" w:color="auto" w:fill="F3F6FA"/>
+        <w:ind w:left="60"/>
         <w:outlineLvl w:val="0"/>
       </w:pPr>
       <w:r>
@@ -4426,7 +4430,7 @@
           <w:szCs w:val="25"/>
           <w:lang w:val="tr-TR" w:bidi="ar-SA"/>
         </w:rPr>
-        <w:t xml:space="preserve"> II. (DEVAM) NAMAZ HAYATA TAŞINCA: DOSDOĞRU OLMAK</w:t>
+        <w:t>II. (DEVAM) NAMAZ HAYATA TAŞININCA: DOSDOĞRU OLMAK</w:t>
       </w:r>
     </w:p>
     <w:tbl>
@@ -5054,7 +5058,7 @@
                 <w:szCs w:val="20"/>
                 <w:lang w:val="tr-TR" w:bidi="ar-SA"/>
               </w:rPr>
-              <w:t>Abdullah b. Ömer (r.a.) bir koyun çobanının yanından geçerken «Ey çoban, (kesmek için) bir koyun var mı?» diye sorar. Çoban «Sahibi burada değil» der. İbn Ömer onu denemek için «Kurt yedi dersin» deyince çoban başını göğe kaldırır: «Peki Allah nerede?» İbn Ömer «Vallahi “Allah nerede?” demeye ben daha lâyığım» der; çobanı da koyunları da satın alır, çobanı azat edip koyunları ona bağışlar.</w:t>
+              <w:t>Abdullah b. Ömer (r.a.) bir koyun çobanının yanından geçerken «Ey çoban, (kesmek için) bir koyun var mı?» diye sorar. Çoban «Sahibi burada değil» der. İbn Ömer «Kurt yedi dersin» deyince çoban başını göğe kaldırır: «Peki Allah nerede?» İbn Ömer «Vallahi “Allah nerede?” demeye ben daha lâyığım» der; çobanı da koyunları da satın alır, çobanı azat edip koyunları ona bağışlar.</w:t>
             </w:r>
           </w:p>
           <w:p>
@@ -5241,10 +5245,11 @@
         <w:pageBreakBefore/>
         <w:spacing w:before="40" w:after="80" w:line="240" w:lineRule="auto"/>
         <w:pBdr>
-          <w:left w:val="single" w:sz="24" w:space="8" w:color="1B365D"/>
+          <w:left w:val="single" w:sz="24" w:space="11" w:color="1B365D"/>
           <w:bottom w:val="single" w:sz="6" w:space="2" w:color="1B365D"/>
         </w:pBdr>
         <w:shd w:val="clear" w:color="auto" w:fill="F3F6FA"/>
+        <w:ind w:left="60"/>
         <w:outlineLvl w:val="0"/>
       </w:pPr>
       <w:r>
@@ -5257,7 +5262,7 @@
           <w:szCs w:val="25"/>
           <w:lang w:val="tr-TR" w:bidi="ar-SA"/>
         </w:rPr>
-        <w:t xml:space="preserve"> III. KÂMİL MÜMİN DİLİNE VE GÖZÜNE SAHİPTİR</w:t>
+        <w:t>III. KÂMİL MÜMİN DİLİNE VE GÖZÜNE SAHİPTİR</w:t>
       </w:r>
     </w:p>
     <w:tbl>
@@ -5493,7 +5498,7 @@
           <w:szCs w:val="21"/>
           <w:lang w:val="tr-TR" w:bidi="ar-SA"/>
         </w:rPr>
-        <w:t xml:space="preserve"> b. Cebel’e (r.a.) dilini göstererek «Şunu tut!» buyurmuş, insanları yüzüstü ateşe sürükleyenin çoğu zaman dillerinin ektikleri olduğunu haber vermiştir. (Tirmizî, </w:t>
+        <w:t xml:space="preserve"> b. Cebel’e (r.a.) dilini tutarak «Şunu tut!» buyurmuş; «İnsanları yüzüstü ateşe sürükleyen, dillerinin biçtiklerinden başka bir şey midir?» diye sormuştur. (Tirmizî, </w:t>
       </w:r>
       <w:r>
         <w:rPr>
@@ -5834,7 +5839,7 @@
           <w:szCs w:val="21"/>
           <w:lang w:val="tr-TR" w:bidi="ar-SA"/>
         </w:rPr>
-        <w:t xml:space="preserve">, 24/30–31) Bugün göz yalnız sokakta değil, avucumuzdaki ekranda da imtihan olur. Bir tıkla önümüze gelen her görüntü, her haber ve her video gözümüzün ve kalbimizin hesabına yazılır. </w:t>
+        <w:t xml:space="preserve">, 24/30–31) Bugün göz yalnız sokakta değil, avucumuzdaki ekranda da imtihan olur. Bir tıkla önümüze gelen görüntüden gözümüzü çevirmek elimizdedir; bilerek bakmaya devam ettiğimiz her görüntü ve doğruluğunu bilmeden paylaştığımız her haber ise gözümüzün ve kalbimizin hesabına yazılır. </w:t>
       </w:r>
       <w:r>
         <w:rPr>
@@ -5874,10 +5879,11 @@
         <w:pageBreakBefore/>
         <w:spacing w:before="40" w:after="80" w:line="240" w:lineRule="auto"/>
         <w:pBdr>
-          <w:left w:val="single" w:sz="24" w:space="8" w:color="1B365D"/>
+          <w:left w:val="single" w:sz="24" w:space="11" w:color="1B365D"/>
           <w:bottom w:val="single" w:sz="6" w:space="2" w:color="1B365D"/>
         </w:pBdr>
         <w:shd w:val="clear" w:color="auto" w:fill="F3F6FA"/>
+        <w:ind w:left="60"/>
         <w:outlineLvl w:val="0"/>
       </w:pPr>
       <w:r>
@@ -5890,7 +5896,7 @@
           <w:szCs w:val="25"/>
           <w:lang w:val="tr-TR" w:bidi="ar-SA"/>
         </w:rPr>
-        <w:t xml:space="preserve"> IV. KÂMİL MÜMİN GIYBET VE DEDİKODUDAN UZAKTIR</w:t>
+        <w:t>IV. KÂMİL MÜMİN GIYBET VE DEDİKODUDAN UZAKTIR</w:t>
       </w:r>
     </w:p>
     <w:tbl>
@@ -6188,8 +6194,8 @@
                 <w:b/>
                 <w:bCs/>
                 <w:color w:val="1B5E20"/>
-                <w:sz w:val="46"/>
-                <w:szCs w:val="46"/>
+                <w:sz w:val="44"/>
+                <w:szCs w:val="44"/>
                 <w:rtl/>
                 <w:cs/>
                 <w:lang w:val="ar-SA" w:bidi="ar-SA"/>
@@ -6287,7 +6293,7 @@
           <w:szCs w:val="21"/>
           <w:lang w:val="tr-TR" w:bidi="ar-SA"/>
         </w:rPr>
-        <w:t xml:space="preserve">Peygamberimiz, gerçek müflisin kıyamet günü namaz, oruç ve zekâtla gelip de birine sövdüğü, birine iftira attığı, birinin malını yediği için sevaplarını hak sahiplerine dağıtan, sevapları bitince de onların günahlarını yüklenen kişi olduğunu haber vermiştir. (Müslim, Birr, 59) </w:t>
+        <w:t xml:space="preserve">Peygamberimiz gerçek müflisi şöyle tarif etmiştir: Kıyamet günü namaz, oruç ve zekâtla gelir; ama birine sövmüş, birine iftira atmış, birinin malını yemiştir. Sevapları hak sahiplerine dağıtılır; sevapları bitince onların günahları ona yüklenir (Müslim, Birr, 59). </w:t>
       </w:r>
       <w:r>
         <w:rPr>
@@ -6470,10 +6476,11 @@
         <w:pageBreakBefore/>
         <w:spacing w:before="40" w:after="80" w:line="240" w:lineRule="auto"/>
         <w:pBdr>
-          <w:left w:val="single" w:sz="24" w:space="8" w:color="1B365D"/>
+          <w:left w:val="single" w:sz="24" w:space="11" w:color="1B365D"/>
           <w:bottom w:val="single" w:sz="6" w:space="2" w:color="1B365D"/>
         </w:pBdr>
         <w:shd w:val="clear" w:color="auto" w:fill="F3F6FA"/>
+        <w:ind w:left="60"/>
         <w:outlineLvl w:val="0"/>
       </w:pPr>
       <w:r>
@@ -6486,7 +6493,7 @@
           <w:szCs w:val="25"/>
           <w:lang w:val="tr-TR" w:bidi="ar-SA"/>
         </w:rPr>
-        <w:t xml:space="preserve"> V. HADİSLERİN AYNASINDA: GÜZEL AHLÂK</w:t>
+        <w:t>V. HADİSLERİN AYNASINDA: GÜZEL AHLÂK</w:t>
       </w:r>
     </w:p>
     <w:p>
@@ -7032,7 +7039,7 @@
           <w:szCs w:val="21"/>
           <w:lang w:val="tr-TR" w:bidi="ar-SA"/>
         </w:rPr>
-        <w:t>Güzel ahlâk, güler yüzle selâm vermek, kırıcı sözü yutmak, yaşlıya hürmet, küçüğe şefkat, hizmet edene teşekkür etmektir. Bunlar küçük görünür; ama kıyamet günü mizanda en ağır gelecek amellerden biri güzel ahlâktır.</w:t>
+        <w:t>Güzel ahlâk, güler yüzle selâm vermek, kırıcı sözü yutmak, yaşlıya hürmet, küçüğe şefkat, hizmet edene teşekkür etmektir. Bunlar küçük görünür; ama Peygamberimiz, kıyamet günü müminin mizanında güzel ahlâktan daha ağır bir şey bulunmadığını haber vermiştir (Tirmizî, Birr, 62).</w:t>
       </w:r>
     </w:p>
     <w:p>
@@ -7042,10 +7049,11 @@
         <w:pageBreakBefore/>
         <w:spacing w:before="40" w:after="80" w:line="240" w:lineRule="auto"/>
         <w:pBdr>
-          <w:left w:val="single" w:sz="24" w:space="8" w:color="1B365D"/>
+          <w:left w:val="single" w:sz="24" w:space="11" w:color="1B365D"/>
           <w:bottom w:val="single" w:sz="6" w:space="2" w:color="1B365D"/>
         </w:pBdr>
         <w:shd w:val="clear" w:color="auto" w:fill="F3F6FA"/>
+        <w:ind w:left="60"/>
         <w:outlineLvl w:val="0"/>
       </w:pPr>
       <w:r>
@@ -7058,7 +7066,7 @@
           <w:szCs w:val="25"/>
           <w:lang w:val="tr-TR" w:bidi="ar-SA"/>
         </w:rPr>
-        <w:t xml:space="preserve"> V. (DEVAM) ELİNDEN VE DİLİNDEN EMİN OLUNAN</w:t>
+        <w:t>V. (DEVAM) ELİNDEN VE DİLİNDEN EMİN OLUNAN</w:t>
       </w:r>
     </w:p>
     <w:tbl>
@@ -7461,7 +7469,7 @@
                 <w:szCs w:val="20"/>
                 <w:lang w:val="tr-TR" w:bidi="ar-SA"/>
               </w:rPr>
-              <w:t>Temsilî bir sahne: Fırıncının teraziyle imtihanı</w:t>
+              <w:t>Temsilî bir sahne: Fırıncının dürüstlük imtihanı</w:t>
             </w:r>
           </w:p>
           <w:p>
@@ -7561,10 +7569,11 @@
         <w:pageBreakBefore/>
         <w:spacing w:before="40" w:after="80" w:line="240" w:lineRule="auto"/>
         <w:pBdr>
-          <w:left w:val="single" w:sz="24" w:space="8" w:color="1B365D"/>
+          <w:left w:val="single" w:sz="24" w:space="11" w:color="1B365D"/>
           <w:bottom w:val="single" w:sz="6" w:space="2" w:color="1B365D"/>
         </w:pBdr>
         <w:shd w:val="clear" w:color="auto" w:fill="F3F6FA"/>
+        <w:ind w:left="60"/>
         <w:outlineLvl w:val="0"/>
       </w:pPr>
       <w:r>
@@ -7577,7 +7586,7 @@
           <w:szCs w:val="25"/>
           <w:lang w:val="tr-TR" w:bidi="ar-SA"/>
         </w:rPr>
-        <w:t xml:space="preserve"> VI. ÖFKESİNE HÂKİM, AFFETMEYİ BİLEN MÜMİN</w:t>
+        <w:t>VI. ÖFKESİNE HÂKİM, AFFETMEYİ BİLEN MÜMİN</w:t>
       </w:r>
     </w:p>
     <w:tbl>
@@ -7696,7 +7705,32 @@
                 <w:szCs w:val="20"/>
                 <w:lang w:val="tr-TR" w:bidi="ar-SA"/>
               </w:rPr>
-              <w:t>Onlar bollukta da darlıkta da Allah yolunda harcarlar, öfkelerini yenerler, insanları affederler. Allah işini güzel yapanları sever.</w:t>
+              <w:t>Onlar (</w:t>
+            </w:r>
+            <w:r>
+              <w:rPr>
+                <w:rFonts w:ascii="Calibri" w:hAnsi="Calibri" w:cs="Calibri" w:eastAsia="Calibri"/>
+                <w:i/>
+                <w:iCs/>
+                <w:noProof/>
+                <w:color w:val="222222"/>
+                <w:sz w:val="20"/>
+                <w:szCs w:val="20"/>
+                <w:lang w:val="tr-TR" w:bidi="ar-SA"/>
+              </w:rPr>
+              <w:t>takvâ</w:t>
+            </w:r>
+            <w:r>
+              <w:rPr>
+                <w:rFonts w:ascii="Calibri" w:hAnsi="Calibri" w:cs="Calibri" w:eastAsia="Calibri"/>
+                <w:i/>
+                <w:iCs/>
+                <w:color w:val="222222"/>
+                <w:sz w:val="20"/>
+                <w:szCs w:val="20"/>
+                <w:lang w:val="tr-TR" w:bidi="ar-SA"/>
+              </w:rPr>
+              <w:t xml:space="preserve"> sahipleri) bollukta da darlıkta da Allah yolunda harcarlar, öfkelerini yenerler, insanları affederler. Allah işini güzel yapanları sever.</w:t>
             </w:r>
           </w:p>
           <w:p>
@@ -7770,7 +7804,7 @@
           <w:szCs w:val="21"/>
           <w:lang w:val="tr-TR" w:bidi="ar-SA"/>
         </w:rPr>
-        <w:t>Öfke, Allah’ın insana verdiği fıtrî bir duygudur; kusur onun varlığında değil, dizginleri ele geçirmesindedir. Öfke bir anlıktır, ama neticesi bazen telafisi imkânsız bir pişmanlığa dönüşür. Bir anlık öfkeyle nice yuvaların yıkıldığını, nice dostlukların bittiğini biliyoruz. Peygamberimiz «Güçlü kişi güreşte rakibini yenen değildir; asıl güçlü, öfke anında kendine hâkim olandır» buyurmuştur. (Buhârî, Edeb, 76; Müslim, Birr, 107) Öfke kabardığında Allah’a sığınmayı, susmayı, ayaktaysak oturmayı tavsiye etmiştir (Buhârî, Edeb, 76; İbn Hanbel, I, 239; Ebû Dâvûd, Edeb, 3); öfkeyi abdestle söndürmeyi öğütleyen bir rivayet de nakledilmiştir.</w:t>
+        <w:t>Öfke, Allah’ın insana verdiği fıtrî bir duygudur; kusur onun varlığında değil, dizginleri ele geçirmesindedir. Öfke bir anlıktır, ama neticesi bazen telafisi imkânsız bir pişmanlığa dönüşür. Bir anlık öfkeyle nice yuvaların yıkıldığını, nice dostlukların bittiğini biliyoruz. Peygamberimiz «Güçlü kişi güreşte rakibini yenen değildir; asıl güçlü, öfke anında kendine hâkim olandır» buyurmuştur. (Buhârî, Edeb, 76; Müslim, Birr, 107) Öfke kabardığında Allah’a sığınmayı, susmayı, ayaktaysak oturmayı tavsiye etmiştir (Buhârî, Edeb, 76; İbn Hanbel, I, 239; Ebû Dâvûd, Edeb, 3); öfkeyi abdestle söndürmeyi öğütleyen, senedi zayıf bir rivayet de nakledilmiştir.</w:t>
       </w:r>
     </w:p>
     <w:p>
@@ -8062,7 +8096,7 @@
           <w:szCs w:val="21"/>
           <w:lang w:val="tr-TR" w:bidi="ar-SA"/>
         </w:rPr>
-        <w:t xml:space="preserve"> indi. Hz. Ebû Bekir hiç tereddüt etmeden «Evet, vallahi ben Allah’ın beni bağışlamasını isterim» dedi ve </w:t>
+        <w:t xml:space="preserve"> indi. Hz. Ebû Bekir hemen «Evet, vallahi ben Allah’ın beni bağışlamasını isterim» dedi ve </w:t>
       </w:r>
       <w:r>
         <w:rPr>
@@ -8166,10 +8200,11 @@
         <w:pageBreakBefore/>
         <w:spacing w:before="40" w:after="80" w:line="240" w:lineRule="auto"/>
         <w:pBdr>
-          <w:left w:val="single" w:sz="24" w:space="8" w:color="1B365D"/>
+          <w:left w:val="single" w:sz="24" w:space="11" w:color="1B365D"/>
           <w:bottom w:val="single" w:sz="6" w:space="2" w:color="1B365D"/>
         </w:pBdr>
         <w:shd w:val="clear" w:color="auto" w:fill="F3F6FA"/>
+        <w:ind w:left="60"/>
         <w:outlineLvl w:val="0"/>
       </w:pPr>
       <w:r>
@@ -8182,7 +8217,7 @@
           <w:szCs w:val="25"/>
           <w:lang w:val="tr-TR" w:bidi="ar-SA"/>
         </w:rPr>
-        <w:t xml:space="preserve"> VII. SABIR VE ŞÜKÜR: MÜMİNİN İKİ KANADI</w:t>
+        <w:t>VII. SABIR VE ŞÜKÜR: MÜMİNİN İKİ KANADI</w:t>
       </w:r>
     </w:p>
     <w:tbl>
@@ -8449,7 +8484,28 @@
           <w:szCs w:val="21"/>
           <w:lang w:val="tr-TR" w:bidi="ar-SA"/>
         </w:rPr>
-        <w:t>, hüsrandan kurtulanların birbirlerine hakkı ve sabrı tavsiye edenler olduğunu haber verir. (Asr, 103/1–3) Bir Müslümana yapılabilecek en güzel iyiliklerden biri, zor gününde ona sabrı hatırlatmaktır.</w:t>
+        <w:t xml:space="preserve">, hüsrandan kurtulanların iman edip </w:t>
+      </w:r>
+      <w:r>
+        <w:rPr>
+          <w:rFonts w:ascii="Calibri" w:hAnsi="Calibri" w:cs="Calibri" w:eastAsia="Calibri"/>
+          <w:noProof/>
+          <w:color w:val="222222"/>
+          <w:sz w:val="21"/>
+          <w:szCs w:val="21"/>
+          <w:lang w:val="tr-TR" w:bidi="ar-SA"/>
+        </w:rPr>
+        <w:t>sâlih</w:t>
+      </w:r>
+      <w:r>
+        <w:rPr>
+          <w:rFonts w:ascii="Calibri" w:hAnsi="Calibri" w:cs="Calibri" w:eastAsia="Calibri"/>
+          <w:color w:val="222222"/>
+          <w:sz w:val="21"/>
+          <w:szCs w:val="21"/>
+          <w:lang w:val="tr-TR" w:bidi="ar-SA"/>
+        </w:rPr>
+        <w:t xml:space="preserve"> amel işleyen, birbirlerine hakkı ve sabrı tavsiye edenler olduğunu haber verir. (Asr, 103/1–3) Bir Müslümana yapılabilecek en güzel iyiliklerden biri, zor gününde ona sabrı hatırlatmaktır.</w:t>
       </w:r>
     </w:p>
     <w:tbl>
@@ -8616,7 +8672,7 @@
           <w:szCs w:val="21"/>
           <w:lang w:val="tr-TR" w:bidi="ar-SA"/>
         </w:rPr>
-        <w:t xml:space="preserve">Gurbet hayatı sabrı da şükrü de sık sık imtihan eder: bir hastalık, iş kaybı, evlattan gelen bir dert, memleketteki anne babanın uzaklığı… Aynı gurbet bize nimetler de verir: helal rızık, çocuklarımızın eğitimi, camimizin cemaati. </w:t>
+        <w:t xml:space="preserve">Gurbet hayatı sabrı da şükrü de sık sık imtihan eder: bir hastalık, iş kaybı, evlattan gelen bir dert, memleketteki anne babanın uzaklığı… Aynı gurbet bize nimetler de verir: helâl rızık, çocuklarımızın eğitimi, camimizin cemaati. </w:t>
       </w:r>
       <w:r>
         <w:rPr>
@@ -8638,10 +8694,11 @@
         <w:pageBreakBefore/>
         <w:spacing w:before="40" w:after="80" w:line="240" w:lineRule="auto"/>
         <w:pBdr>
-          <w:left w:val="single" w:sz="24" w:space="8" w:color="1B365D"/>
+          <w:left w:val="single" w:sz="24" w:space="11" w:color="1B365D"/>
           <w:bottom w:val="single" w:sz="6" w:space="2" w:color="1B365D"/>
         </w:pBdr>
         <w:shd w:val="clear" w:color="auto" w:fill="F3F6FA"/>
+        <w:ind w:left="60"/>
         <w:outlineLvl w:val="0"/>
       </w:pPr>
       <w:r>
@@ -8654,7 +8711,7 @@
           <w:szCs w:val="25"/>
           <w:lang w:val="tr-TR" w:bidi="ar-SA"/>
         </w:rPr>
-        <w:t xml:space="preserve"> VIII. İNFAK VE AHDE VEFA: EMANETE SADIK MÜMİN</w:t>
+        <w:t>VIII. İNFAK VE AHDE VEFA: EMANETE SADIK MÜMİN</w:t>
       </w:r>
     </w:p>
     <w:tbl>
@@ -9187,10 +9244,11 @@
         <w:pageBreakBefore/>
         <w:spacing w:before="40" w:after="80" w:line="240" w:lineRule="auto"/>
         <w:pBdr>
-          <w:left w:val="single" w:sz="24" w:space="8" w:color="1B365D"/>
+          <w:left w:val="single" w:sz="24" w:space="11" w:color="1B365D"/>
           <w:bottom w:val="single" w:sz="6" w:space="2" w:color="1B365D"/>
         </w:pBdr>
         <w:shd w:val="clear" w:color="auto" w:fill="F3F6FA"/>
+        <w:ind w:left="60"/>
         <w:outlineLvl w:val="0"/>
       </w:pPr>
       <w:r>
@@ -9203,7 +9261,7 @@
           <w:szCs w:val="25"/>
           <w:lang w:val="tr-TR" w:bidi="ar-SA"/>
         </w:rPr>
-        <w:t xml:space="preserve"> IX. KÜRSÜDEN KALBE: KUR’AN’IN AYNASI VE YEDİ SÖZ</w:t>
+        <w:t>IX. KÜRSÜDEN KALBE: KUR’AN’IN AYNASI VE YEDİ SÖZ</w:t>
       </w:r>
     </w:p>
     <w:p>
@@ -9407,7 +9465,7 @@
                 <w:szCs w:val="18"/>
                 <w:lang w:val="tr-TR" w:bidi="ar-SA"/>
               </w:rPr>
-              <w:t xml:space="preserve"> iman ederler, namazı kılarlar, kendilerine verilenden hayra harcarlar.</w:t>
+              <w:t xml:space="preserve"> iman ederler, namazı kılarlar, kendilerine verdiklerimizden hayra harcarlar.</w:t>
             </w:r>
           </w:p>
         </w:tc>
@@ -11053,7 +11111,7 @@
           <w:szCs w:val="21"/>
           <w:lang w:val="tr-TR" w:bidi="ar-SA"/>
         </w:rPr>
-        <w:t xml:space="preserve"> Bu Cuma’dan çıkarken kendimize bir soru soralım: Ağacımın en çok hangi dalı meyve bekliyor? Namazım mı, dilim mi, evim mi, sözüm mü? Bu hafta o dalı sulamaya niyet edelim ve Rabbimize yönelelim.</w:t>
+        <w:t xml:space="preserve"> Bu cumadan çıkarken kendimize bir soru soralım: Ağacımın en çok hangi dalı meyve bekliyor? Namazım mı, dilim mi, evim mi, sözüm mü? Bu hafta o dalı sulamaya niyet edelim ve Rabbimize yönelelim.</w:t>
       </w:r>
     </w:p>
     <w:p>
@@ -11063,10 +11121,11 @@
         <w:pageBreakBefore/>
         <w:spacing w:before="40" w:after="80" w:line="240" w:lineRule="auto"/>
         <w:pBdr>
-          <w:left w:val="single" w:sz="24" w:space="8" w:color="1B365D"/>
+          <w:left w:val="single" w:sz="24" w:space="11" w:color="1B365D"/>
           <w:bottom w:val="single" w:sz="6" w:space="2" w:color="1B365D"/>
         </w:pBdr>
         <w:shd w:val="clear" w:color="auto" w:fill="F3F6FA"/>
+        <w:ind w:left="60"/>
         <w:outlineLvl w:val="0"/>
       </w:pPr>
       <w:r>
@@ -11079,7 +11138,7 @@
           <w:szCs w:val="25"/>
           <w:lang w:val="tr-TR" w:bidi="ar-SA"/>
         </w:rPr>
-        <w:t xml:space="preserve"> GURBETTE KÜRSÜ HATİMİ VE CEMAAT NİYAZI</w:t>
+        <w:t>GURBETTE KÜRSÜ HATİMİ VE CEMAAT NİYAZI</w:t>
       </w:r>
     </w:p>
     <w:p>
@@ -11272,7 +11331,7 @@
                 <w:szCs w:val="20"/>
                 <w:lang w:val="tr-TR" w:bidi="ar-SA"/>
               </w:rPr>
-              <w:t>Kovulmuş şeytanın şerrinden Allah’a sığınırım. Hamd âlemlerin Rabbi Allah’a mahsustur. Peygamberimiz Muhammed’e, ailesine ve bütün ashabına salât ve selâm olsun.</w:t>
+              <w:t>Kovulmuş şeytanın şerrinden Allah’a sığınırım. Hamd, âlemlerin Rabbi olan Allah’a mahsustur. Peygamberimiz Muhammed’e, ailesine ve bütün ashabına salât ve selâm olsun.</w:t>
             </w:r>
           </w:p>
           <w:p>
@@ -11446,7 +11505,7 @@
                 <w:szCs w:val="20"/>
                 <w:lang w:val="tr-TR" w:bidi="ar-SA"/>
               </w:rPr>
-              <w:t>Rabbimiz! Bizi doğru yola eriştirdikten sonra kalplerimizi saptırma, bize tarafından bir rahmet bağışla. Hiç kuşku yok, lütfu bol olan yalnız sensin.</w:t>
+              <w:t>Rabbimiz! Bizi doğru yola eriştirdikten sonra kalplerimizi saptırma, bize katından bir rahmet bağışla. Hiç kuşku yok, lütfu bol olan yalnız sensin.</w:t>
             </w:r>
           </w:p>
           <w:p>
@@ -11541,7 +11600,7 @@
           <w:szCs w:val="21"/>
           <w:lang w:val="tr-TR" w:bidi="ar-SA"/>
         </w:rPr>
-        <w:t>, 49/7); kalbimize yerleştirdiğin imanı ahlâkımıza yansıt. Dilimize doğruluk, kalbimize ihlâs, gözümüze hayâ, elimize helal, ayağımıza istikamet nasip eyle. Namazlarımızı huşû ile kılmayı, sözümüzde durmayı, emanete sadık kalmayı bize kolaylaştır.</w:t>
+        <w:t>, 49/7); kalbimize yerleştirdiğin imanı ahlâkımıza yansıt. Dilimize doğruluk, kalbimize ihlâs, gözümüze hayâ, elimize helâl, ayağımıza istikamet nasip eyle. Namazlarımızı huşû ile kılmayı, sözümüzde durmayı, emanete sadık kalmayı bize kolaylaştır.</w:t>
       </w:r>
     </w:p>
     <w:p>
@@ -11559,7 +11618,7 @@
           <w:szCs w:val="21"/>
           <w:lang w:val="tr-TR" w:bidi="ar-SA"/>
         </w:rPr>
-        <w:t>Rabbimiz! Bizi kâmil bir mümine yakışmayan söz, fiil ve davranışlardan uzak eyle. Evlerimizi güzel ahlâkla, sofralarımızı bereketle, komşuluklarımızı güvenle doldur. Gurbette bizi İslâm’ın güzel temsilcileri eyle; evlatlarımızı imanı hayatında yaşayan nesillerden eyle.</w:t>
+        <w:t>Rabbimiz! Bizi kâmil bir mümine yakışmayan söz, fiil ve davranışlardan uzak eyle. Evlerimizi güzel ahlâkla, sofralarımızı bereketle, komşuluklarımızı güvenle doldur. Gurbette bizi İslâm’ın güzel temsilcileri eyle; evlatlarımızı imanını hayatında yaşayan nesillerden eyle.</w:t>
       </w:r>
     </w:p>
     <w:p>
@@ -11779,7 +11838,7 @@
           <w:szCs w:val="21"/>
           <w:lang w:val="tr-TR" w:bidi="ar-SA"/>
         </w:rPr>
-        <w:t xml:space="preserve"> de iyilik ver; bizi ateşin azabından koru (Bakara, 2/201). Âmin. </w:t>
+        <w:t xml:space="preserve"> de iyilik ver; bizi cehennem azabından koru (Bakara, 2/201). Âmin. </w:t>
       </w:r>
       <w:r>
         <w:rPr>
